--- a/dist/final_packages/LuanAn_5Chuong_20260521/chuong_4_ket_qua_vi.docx
+++ b/dist/final_packages/LuanAn_5Chuong_20260521/chuong_4_ket_qua_vi.docx
@@ -32,7 +32,7 @@
         <w:pStyle w:val="FirstParagraph"/>
       </w:pPr>
       <w:r>
-        <w:t xml:space="preserve">Chương 4 trình bày toàn bộ kết quả nghiên cứu của luận án theo logic đi từ bức tranh thực trạng mô tả (Mục 4.1) đến bằng chứng tổng hợp ở cấp meta-analytic (Mục 4.2), sau đó đến bằng chứng quốc gia cụ thể và cuối cùng là kiểm định toàn mẫu đa quốc gia. Cấu trúc trình bày gồm tám phần chính, bắt đầu bằng thực trạng quốc tế hóa và hiệu quả hoạt động kinh doanh tại châu Á theo các phân nhóm con thể chế ICRV, tiếp theo là: (ii) kết quả meta-analysis ba tầng (P6); (iii) bối cảnh thể chế tiên tiến—đổi mới tại Singapore (P4); (iv) bối cảnh thể chế trung bình cao tại Trung Quốc (P5); (v) bối cảnh chuyển đổi bậc thấp—trung tại Việt Nam (P3); (vi) kiểm định toàn mẫu châu Á đa bối cảnh (P7); (vii) trường hợp biên là các nền kinh tế đảo nhỏ đang phát triển ở Thái Bình Dương (P8); và (viii) tổng hợp kết quả theo hệ giả thuyết.</w:t>
+        <w:t xml:space="preserve">Chương 4 trình bày toàn bộ kết quả nghiên cứu của luận án theo logic ba bước. Bước đầu đi từ bức tranh thực trạng mô tả (Mục 4.1) đến bằng chứng tổng hợp ở cấp meta-analytic (Mục 4.2). Tiếp theo là bằng chứng quốc gia cụ thể. Cuối cùng là kiểm định toàn mẫu đa quốc gia. Cấu trúc trình bày gồm tám phần chính. Phần đầu trình bày thực trạng quốc tế hóa và hiệu quả hoạt động kinh doanh tại châu Á theo các phân nhóm con thể chế ICRV. Các phần tiếp theo lần lượt là (ii) kết quả meta-analysis ba tầng (P6) và (iii) bối cảnh thể chế tiên tiến-đổi mới tại Singapore (P4). Tiếp đến là (iv) bối cảnh thể chế trung bình cao tại Trung Quốc (P5) và (v) bối cảnh chuyển đổi bậc thấp-trung tại Việt Nam (P3). Ba phần cuối gồm (vi) kiểm định toàn mẫu châu Á đa bối cảnh (P7), (vii) trường hợp biên là các nền kinh tế đảo nhỏ đang phát triển ở Thái Bình Dương (P8), và (viii) tổng hợp kết quả theo hệ giả thuyết.</w:t>
       </w:r>
     </w:p>
     <w:p>
@@ -735,7 +735,7 @@
         <w:pStyle w:val="BodyText"/>
       </w:pPr>
       <w:r>
-        <w:t xml:space="preserve">Phát hiện quan trọng nhất từ thực trạng mô tả là sự phân biệt nội bộ trong nhóm Advanced: tỷ số phân tán giữa nhóm đổi mới sáng tạo dẫn dắt (Singapore, Hàn Quốc, Đài Loan, sd ≈ 1,03) và nhóm tài nguyên dẫn dắt (Saudi Arabia, Qatar, Kuwait, sd ≈ 0,49) xấp xỉ 2,1 lần, phản ánh hai cơ chế tăng trưởng và phân phối hoàn toàn khác nhau. Phân nhóm con tài nguyên dẫn dắt có độ phân tán năng suất thấp nhất toàn bộ pool, biểu hiện của kinh tế nhà nước tô (rentier economy) nơi phân phối lại từ xuất khẩu dầu mỏ thu hẹp khoảng cách năng suất giữa doanh nghiệp, nhưng không nhất thiết phản ánh hiệu quả doanh nghiệp đáng kể. Điều này gợi ý rằng việc gộp hai loại Advanced vào một nhóm duy nhất (như các nghiên cứu trước thường làm) sẽ che khuất cơ chế quan trọng này.</w:t>
+        <w:t xml:space="preserve">Phát hiện quan trọng nhất từ thực trạng mô tả là sự phân biệt nội bộ trong nhóm Advanced. Tỷ số phân tán giữa nhóm đổi mới sáng tạo dẫn dắt (Singapore, Hàn Quốc, Đài Loan, sd ≈ 1,03) và nhóm tài nguyên dẫn dắt (Saudi Arabia, Qatar, Kuwait, sd ≈ 0,49) xấp xỉ 2,1 lần. Tỷ số này phản ánh hai cơ chế tăng trưởng và phân phối khác nhau. Phân nhóm con tài nguyên dẫn dắt có độ phân tán năng suất thấp nhất toàn bộ pool. Đây là biểu hiện của kinh tế nhà nước tô (rentier economy): phân phối lại từ xuất khẩu dầu mỏ thu hẹp khoảng cách năng suất giữa doanh nghiệp, nhưng không nhất thiết phản ánh hiệu quả doanh nghiệp đáng kể. Phát hiện này gợi ý rằng việc gộp hai loại Advanced vào một nhóm duy nhất (như các nghiên cứu trước thường làm) sẽ che khuất cơ chế quan trọng.</w:t>
       </w:r>
     </w:p>
     <w:bookmarkEnd w:id="21"/>
@@ -761,7 +761,7 @@
         <w:pStyle w:val="BodyText"/>
       </w:pPr>
       <w:r>
-        <w:t xml:space="preserve">Cường độ quốc tế hóa (FSTS trung bình, tính trên toàn mẫu gồm cả doanh nghiệp không xuất khẩu) dao động từ 6,3% (SIDS) đến 10,3% (Upper-middle), với mức trung bình khu vực khoảng 8,8%. Điều đáng chú ý là Upper-middle và Advanced có cùng FSTS trung bình (~10%) nhưng cơ chế xuất khẩu hoàn toàn khác: Advanced chủ yếu dịch vụ và hàng hóa hàm lượng tri thức cao; Upper-middle chủ yếu sản xuất theo chuỗi giá trị toàn cầu với biên lợi nhuận khác nhau.</w:t>
+        <w:t xml:space="preserve">Cường độ quốc tế hóa (FSTS trung bình, tính trên toàn mẫu gồm cả doanh nghiệp không xuất khẩu) dao động từ 6,3% (SIDS) đến 10,3% (Upper-middle), với mức trung bình khu vực khoảng 8,8%. Đáng chú ý là Upper-middle và Advanced có cùng FSTS trung bình (~10%) nhưng cơ chế xuất khẩu khác nhau. Advanced chủ yếu xuất khẩu dịch vụ và hàng hóa hàm lượng tri thức cao. Upper-middle chủ yếu sản xuất theo chuỗi giá trị toàn cầu với biên lợi nhuận khác nhau.</w:t>
       </w:r>
     </w:p>
     <w:bookmarkEnd w:id="22"/>
@@ -1292,7 +1292,7 @@
         <w:pStyle w:val="BodyText"/>
       </w:pPr>
       <w:r>
-        <w:t xml:space="preserve">Phát hiện đáng chú ý là pattern "nhảy vọt số" (digital leapfrogging) ở SIDS: tỷ lệ website 58,9% vượt cả nhóm Emerging (49,2%) dù GNI thấp hơn đáng kể, phản ánh thực tế rằng số hóa bề mặt (website) ở SIDS là công cụ sinh tồn chứ không phải công cụ tối ưu hóa hiệu quả. Kết quả này cũng hỗ trợ lập luận lý thuyết về sự phân biệt giữa DAI (chấp nhận số bề mặt) và TCI (năng lực công nghệ chiều sâu): SIDS có DAI cao nhưng TCI thấp nhất, và đây là nhóm duy nhất có quan hệ I→P âm đơn điệu.</w:t>
+        <w:t xml:space="preserve">Phát hiện đáng chú ý là pattern "nhảy vọt số" (digital leapfrogging) ở SIDS. Tỷ lệ website 58,9% vượt cả nhóm Emerging (49,2%) dù GNI thấp hơn đáng kể. Pattern này phản ánh thực tế rằng số hóa bề mặt (website) ở SIDS là công cụ sinh tồn chứ không phải công cụ tối ưu hóa hiệu quả. Kết quả này hỗ trợ lập luận lý thuyết về sự phân biệt giữa DAI (chấp nhận số bề mặt) và TCI (năng lực công nghệ chiều sâu). SIDS có DAI cao nhưng TCI thấp nhất, và đây là nhóm duy nhất có quan hệ I→P âm đơn điệu.</w:t>
       </w:r>
     </w:p>
     <w:p>
@@ -1300,7 +1300,7 @@
         <w:pStyle w:val="BodyText"/>
       </w:pPr>
       <w:r>
-        <w:t xml:space="preserve">Hiện tượng tương quan âm giữa DAI Tier-1 và năng suất trong nhóm Advanced (-0,129) là ảo ảnh thống kê do bão hòa Tier-1: hầu hết doanh nghiệp Advanced đã có website từ lâu, khiến biến nhị phân này không còn phân biệt được doanh nghiệp hiệu quả và kém hiệu quả trong nhóm đó. Khi loại trừ doanh nghiệp ICT, hệ số âm biến mất, xác nhận đây là vấn đề đo lường chứ không phải quan hệ nhân quả thực.</w:t>
+        <w:t xml:space="preserve">Hiện tượng tương quan âm giữa DAI Tier-1 và năng suất trong nhóm Advanced (-0,129) là ảo ảnh thống kê do bão hòa Tier-1. Hầu hết doanh nghiệp Advanced đã có website từ lâu. Biến nhị phân này do đó không còn phân biệt được doanh nghiệp hiệu quả và kém hiệu quả trong nhóm. Khi loại trừ doanh nghiệp ICT, hệ số âm biến mất, xác nhận đây là vấn đề đo lường chứ không phải quan hệ nhân quả thực.</w:t>
       </w:r>
     </w:p>
     <w:bookmarkEnd w:id="23"/>
@@ -1318,7 +1318,7 @@
         <w:pStyle w:val="FirstParagraph"/>
       </w:pPr>
       <w:r>
-        <w:t xml:space="preserve">Phân tích thực trạng xác định bốn rào cản cấu trúc phổ biến nhất ảnh hưởng đến khả năng quốc tế hóa và hiệu quả doanh nghiệp tại châu Á: (i) tiếp cận tài chính hạn chế, đặc biệt nghiêm trọng ở Frontier và Emerging; (ii) thiếu hụt lao động có kỹ năng; (iii) cạnh tranh từ doanh nghiệp phi chính thức; và (iv) nguồn cung điện không đáng tin cậy. Bốn rào cản này hình thành "institutional voids" (Khanna &amp; Palepu, 2010) tạo ra chi phí giao dịch bổ sung cho doanh nghiệp khi mở rộng hoạt động ra ngoài biên giới. Sự hiện diện đồng thời của nhiều voids tại Frontier và SIDS giải thích tại sao quan hệ I→P ở các nhóm này yếu hoặc âm.</w:t>
+        <w:t xml:space="preserve">Phân tích thực trạng xác định bốn rào cản cấu trúc phổ biến nhất ảnh hưởng đến khả năng quốc tế hóa và hiệu quả doanh nghiệp tại châu Á. Đó là: (i) tiếp cận tài chính hạn chế, đặc biệt nghiêm trọng ở Frontier và Emerging; (ii) thiếu hụt lao động có kỹ năng; (iii) cạnh tranh từ doanh nghiệp phi chính thức; và (iv) nguồn cung điện không đáng tin cậy. Bốn rào cản này hình thành "institutional voids" (Khanna &amp; Palepu, 2010) tạo ra chi phí giao dịch bổ sung cho doanh nghiệp khi mở rộng hoạt động ra ngoài biên giới. Sự hiện diện đồng thời của nhiều voids tại Frontier và SIDS giải thích tại sao quan hệ I→P ở các nhóm này yếu hoặc âm.</w:t>
       </w:r>
     </w:p>
     <w:p>
@@ -1353,7 +1353,7 @@
         <w:pStyle w:val="FirstParagraph"/>
       </w:pPr>
       <w:r>
-        <w:t xml:space="preserve">Phân tích meta-analytic tổng hợp ba tầng (three-level multilevel meta-analysis — MARA) được tiến hành trên tập dữ liệu gồm</w:t>
+        <w:t xml:space="preserve">Phân tích meta-analytic tổng hợp ba tầng (three-level multilevel meta-analysis, MARA) được tiến hành trên tập dữ liệu gồm</w:t>
       </w:r>
       <w:r>
         <w:t xml:space="preserve"> </w:t>
@@ -1479,7 +1479,7 @@
         </m:r>
       </m:oMath>
       <w:r>
-        <w:t xml:space="preserve">, sự hội tụ này tạo ra bằng chứng chéo vững chắc khi mở rộng pool lên gần gấp đôi số nghiên cứu.</w:t>
+        <w:t xml:space="preserve">. Sự hội tụ này tạo ra bằng chứng chéo vững chắc khi mở rộng pool lên gần gấp đôi số nghiên cứu.</w:t>
       </w:r>
     </w:p>
     <w:bookmarkEnd w:id="26"/>
@@ -1679,7 +1679,7 @@
         <w:pStyle w:val="FirstParagraph"/>
       </w:pPr>
       <w:r>
-        <w:t xml:space="preserve">Phát hiện này có hàm ý lý thuyết sâu sắc: heterogeneity trong I→P literature xuất phát chủ yếu từ sự biến thiên</w:t>
+        <w:t xml:space="preserve">Phát hiện này có hàm ý lý thuyết sâu sắc. Heterogeneity trong I→P literature xuất phát chủ yếu từ sự biến thiên</w:t>
       </w:r>
       <w:r>
         <w:t xml:space="preserve"> </w:t>
@@ -1692,10 +1692,7 @@
         <w:t xml:space="preserve">bên trong các nghiên cứu</w:t>
       </w:r>
       <w:r>
-        <w:t xml:space="preserve"> </w:t>
-      </w:r>
-      <w:r>
-        <w:t xml:space="preserve">(ví dụ: cùng một mẫu doanh nghiệp nhưng dùng các thước đo khác nhau cho cùng cấu trúc cho ra kết quả khác nhau), chứ không phải giữa các nghiên cứu với nhau. Điều này gợi ý rằng sự không nhất quán trong literature I→P phần lớn là vấn đề</w:t>
+        <w:t xml:space="preserve">, chứ không phải giữa các nghiên cứu với nhau. Ví dụ điển hình là cùng một mẫu doanh nghiệp nhưng dùng các thước đo khác nhau cho cùng cấu trúc cho ra kết quả khác nhau. Phát hiện này gợi ý rằng sự không nhất quán trong literature I→P phần lớn là vấn đề</w:t>
       </w:r>
       <w:r>
         <w:t xml:space="preserve"> </w:t>
@@ -1813,7 +1810,7 @@
         </m:r>
       </m:oMath>
       <w:r>
-        <w:t xml:space="preserve">. Điều này xác nhận rằng chế độ thể chế, được phân loại thành sáu nhóm từ Advanced Innovation-Driven (Nhóm I: Singapore, Hong Kong, Đài Loan, Hàn Quốc) đến SIDS Thái Bình Dương (Nhóm VI), là moderator có ý nghĩa thực sự cho mối quan hệ tổng hợp I→P trong văn liệu. Kiểm định</w:t>
+        <w:t xml:space="preserve">. Kết quả này xác nhận rằng chế độ thể chế là moderator có ý nghĩa thực sự cho mối quan hệ tổng hợp I→P trong văn liệu. Chế độ thể chế được phân loại thành sáu nhóm từ Advanced Innovation-Driven (Nhóm I: Singapore, Hong Kong, Đài Loan, Hàn Quốc) đến SIDS Thái Bình Dương (Nhóm VI). Kiểm định</w:t>
       </w:r>
       <w:r>
         <w:t xml:space="preserve"> </w:t>
@@ -2065,7 +2062,7 @@
         </m:r>
       </m:oMath>
       <w:r>
-        <w:t xml:space="preserve">), có ý nghĩa thống kê rõ ràng, cho thấy các nghiên cứu với sai số chuẩn lớn hơn (mẫu nhỏ hơn) có xu hướng báo cáo effect size thấp hơn, phù hợp với lệch lạc công bố ưu tiên kết quả dương tính.</w:t>
+        <w:t xml:space="preserve">), có ý nghĩa thống kê rõ ràng. Các nghiên cứu với sai số chuẩn lớn hơn (mẫu nhỏ hơn) có xu hướng báo cáo effect size thấp hơn. Kết quả này phù hợp với lệch lạc công bố ưu tiên kết quả dương tính.</w:t>
       </w:r>
       <w:r>
         <w:t xml:space="preserve"> </w:t>
@@ -2457,7 +2454,7 @@
         <w:t xml:space="preserve">TP ≈ 88,6% FSTS</w:t>
       </w:r>
       <w:r>
-        <w:t xml:space="preserve">, đây là điểm turning point cao nhất trong tất cả các bối cảnh ICRV được phân tích trong luận án. Khoảng tin cậy của turning point rộng (CI: [53%, 253%]), phản ánh hạn chế về quy mô mẫu và thống kê chính xác, nhưng điểm ước lượng trung tâm cho thấy rằng doanh nghiệp Singapore có thể duy trì đà tăng trưởng hiệu quả khi quốc tế hóa ở mức độ rất cao trước khi đạt đỉnh và suy giảm.</w:t>
+        <w:t xml:space="preserve">, đây là điểm turning point cao nhất trong tất cả các bối cảnh ICRV được phân tích trong luận án. Khoảng tin cậy của turning point rộng (CI: [53%, 253%]), phản ánh hạn chế về quy mô mẫu và thống kê chính xác. Tuy nhiên, điểm ước lượng trung tâm cho thấy rằng doanh nghiệp Singapore có thể duy trì đà tăng trưởng hiệu quả khi quốc tế hóa ở mức độ rất cao trước khi đạt đỉnh và suy giảm.</w:t>
       </w:r>
     </w:p>
     <w:bookmarkEnd w:id="31"/>
@@ -2592,7 +2589,7 @@
         </m:r>
       </m:oMath>
       <w:r>
-        <w:t xml:space="preserve">). Cụ thể, ở mức độ quốc tế hóa cao, doanh nghiệp Singapore có năng lực chấp nhận số (digital adoption) cao hơn duy trì hiệu quả tốt hơn so với doanh nghiệp có mức DAI thấp hơn, cho thấy DAI đóng vai trò nguồn lực bổ trợ (situational resource) làm chậm đà suy giảm phía bên phải của đường phi tuyến.</w:t>
+        <w:t xml:space="preserve">). Cụ thể, ở mức độ quốc tế hóa cao, doanh nghiệp Singapore có năng lực chấp nhận số (digital adoption) cao hơn duy trì hiệu quả tốt hơn so với doanh nghiệp có mức DAI thấp hơn. Kết quả này cho thấy DAI đóng vai trò nguồn lực bổ trợ (situational resource) làm chậm đà suy giảm phía bên phải của đường phi tuyến.</w:t>
       </w:r>
     </w:p>
     <w:bookmarkEnd w:id="32"/>
@@ -2700,7 +2697,7 @@
         <w:pStyle w:val="FirstParagraph"/>
       </w:pPr>
       <w:r>
-        <w:t xml:space="preserve">Phân tích hai giai đoạn trên dữ liệu WBES Trung Quốc (Nhóm III — Upper-middle) giai đoạn 2012–2024 xác nhận dạng quan hệ phi tuyến chữ U ngược giữa FSTS và hiệu quả hoạt động doanh nghiệp. Điểm turning point được ước lượng tại:</w:t>
+        <w:t xml:space="preserve">Phân tích hai giai đoạn trên dữ liệu WBES Trung Quốc (Nhóm III, Upper-middle) giai đoạn 2012–2024 xác nhận dạng quan hệ phi tuyến chữ U ngược giữa FSTS và hiệu quả hoạt động doanh nghiệp. Điểm turning point được ước lượng tại:</w:t>
       </w:r>
     </w:p>
     <w:p>
@@ -2765,7 +2762,7 @@
         <w:pStyle w:val="FirstParagraph"/>
       </w:pPr>
       <w:r>
-        <w:t xml:space="preserve">Các con số này cho thấy doanh nghiệp Trung Quốc đạt hiệu quả tối ưu khi cường độ quốc tế hóa (FSTS) ở mức gần 49%, một mức độ tập trung quốc tế vừa phải trong bối cảnh nền kinh tế nội địa khổng lồ của Trung Quốc cũng cung cấp cơ hội tăng trưởng song song.</w:t>
+        <w:t xml:space="preserve">Các con số này cho thấy doanh nghiệp Trung Quốc đạt hiệu quả tối ưu khi cường độ quốc tế hóa (FSTS) ở mức gần 49%. Đây là một mức độ tập trung quốc tế vừa phải. Trong bối cảnh nền kinh tế nội địa khổng lồ của Trung Quốc, thị trường nội địa cũng cung cấp cơ hội tăng trưởng song song.</w:t>
       </w:r>
     </w:p>
     <w:bookmarkEnd w:id="35"/>
@@ -2920,7 +2917,7 @@
         </m:r>
       </m:oMath>
       <w:r>
-        <w:t xml:space="preserve">, không có ý nghĩa thống kê, nghĩa là hình dạng tổng thể của quan hệ phi tuyến không biến đổi đáng kể qua giai đoạn phân tích. Phát hiện này cho thấy trong bối cảnh Upper-middle như Trung Quốc, cơ chế căn bản của quan hệ I→P duy trì tính ổn định đáng kể, có thể phản ánh sự bù trừ giữa chi phí thích ứng tăng lên do chính sách thương mại khó đoán và năng lực tổ chức ngày càng trưởng thành của các doanh nghiệp xuất khẩu Trung Quốc.</w:t>
+        <w:t xml:space="preserve">, không có ý nghĩa thống kê, nghĩa là hình dạng tổng thể của quan hệ phi tuyến không biến đổi đáng kể qua giai đoạn phân tích. Phát hiện này cho thấy trong bối cảnh Upper-middle như Trung Quốc, cơ chế căn bản của quan hệ I→P duy trì tính ổn định đáng kể. Kết quả này có thể phản ánh sự bù trừ giữa hai yếu tố. Một bên là chi phí thích ứng tăng lên do chính sách thương mại khó đoán. Bên kia là năng lực tổ chức ngày càng trưởng thành của các doanh nghiệp xuất khẩu Trung Quốc.</w:t>
       </w:r>
     </w:p>
     <w:bookmarkEnd w:id="36"/>
@@ -3217,10 +3214,7 @@
         </m:r>
       </m:oMath>
       <w:r>
-        <w:t xml:space="preserve"> </w:t>
-      </w:r>
-      <w:r>
-        <w:t xml:space="preserve">— bằng chứng thống kê mạnh nhất trong tất cả các mẫu quốc gia của luận án.</w:t>
+        <w:t xml:space="preserve">. Đây là bằng chứng thống kê mạnh nhất trong tất cả các mẫu quốc gia của luận án.</w:t>
       </w:r>
     </w:p>
     <w:bookmarkEnd w:id="39"/>
@@ -3462,10 +3456,7 @@
         </m:r>
       </m:oMath>
       <w:r>
-        <w:t xml:space="preserve"> </w:t>
-      </w:r>
-      <w:r>
-        <w:t xml:space="preserve">— có ý nghĩa thống kê, cho thấy turning point đã dịch chuyển đáng kể từ 46,2% xuống 39,3% giữa hai làn sóng.</w:t>
+        <w:t xml:space="preserve">, có ý nghĩa thống kê. Turning point đã dịch chuyển đáng kể từ 46,2% xuống 39,3% giữa hai làn sóng.</w:t>
       </w:r>
     </w:p>
     <w:bookmarkEnd w:id="40"/>
@@ -3534,7 +3525,7 @@
         <w:t xml:space="preserve">dương và có ý nghĩa thống kê</w:t>
       </w:r>
       <w:r>
-        <w:t xml:space="preserve">: TCI làm nâng cao mặt bằng hiệu quả và khuếch đại tác động tích cực của quốc tế hóa. Doanh nghiệp Việt Nam có năng lực công nghệ tốt hơn (đo bằng TCI) đạt hiệu quả cao hơn từ quá trình quốc tế hóa — nhất quán với H2 trong khung lý thuyết CDCM.</w:t>
+        <w:t xml:space="preserve">: TCI làm nâng cao mặt bằng hiệu quả và khuếch đại tác động tích cực của quốc tế hóa. Doanh nghiệp Việt Nam có năng lực công nghệ tốt hơn (đo bằng TCI) đạt hiệu quả cao hơn từ quá trình quốc tế hóa. Kết quả này nhất quán với H2 trong khung lý thuyết CDCM.</w:t>
       </w:r>
     </w:p>
     <w:bookmarkEnd w:id="41"/>
@@ -3662,7 +3653,7 @@
         <w:t xml:space="preserve"> </w:t>
       </w:r>
       <w:r>
-        <w:t xml:space="preserve">(mô hình M2 — quadratic FSTS không có biến kiểm soát). Khi bổ sung đầy đủ biến kiểm soát, mẫu hồi quy giảm xuống</w:t>
+        <w:t xml:space="preserve">(mô hình M2: quadratic FSTS không có biến kiểm soát). Khi bổ sung đầy đủ biến kiểm soát, mẫu hồi quy giảm xuống</w:t>
       </w:r>
       <w:r>
         <w:t xml:space="preserve"> </w:t>
@@ -3685,7 +3676,7 @@
         <w:t xml:space="preserve"> </w:t>
       </w:r>
       <w:r>
-        <w:t xml:space="preserve">quan sát (M3–M5), phản ánh missing data trong biến sở hữu nước ngoài và tuổi doanh nghiệp ở các nền kinh tế nhỏ và sóng WBES sớm. Mô hình M5 với country fixed effects và year fixed effects — cấu hình mạnh nhất về kiểm soát phương sai không quan sát (</w:t>
+        <w:t xml:space="preserve">quan sát (M3–M5), phản ánh missing data trong biến sở hữu nước ngoài và tuổi doanh nghiệp ở các nền kinh tế nhỏ và sóng WBES sớm. Mô hình M5 với country fixed effects và year fixed effects là cấu hình mạnh nhất về kiểm soát phương sai không quan sát (</w:t>
       </w:r>
       <m:oMath>
         <m:sSup>
@@ -3721,7 +3712,7 @@
         </m:r>
       </m:oMath>
       <w:r>
-        <w:t xml:space="preserve">) — ước lượng turning point tổng thể (pooled):</w:t>
+        <w:t xml:space="preserve">). Mô hình này ước lượng turning point tổng thể (pooled):</w:t>
       </w:r>
     </w:p>
     <w:p>
@@ -4032,7 +4023,7 @@
         <w:pStyle w:val="FirstParagraph"/>
       </w:pPr>
       <w:r>
-        <w:t xml:space="preserve">Gradient này nhất quán với dự đoán của Institutional Theory: trong môi trường thể chế mạnh (Nhóm I), doanh nghiệp hoàn thu chi phí quốc tế hóa tại mức FSTS thấp hơn, tức là đạt đỉnh hiệu quả sớm hơn. Ngược lại, tại các nền kinh tế thể chế yếu (Nhóm V–VI), doanh nghiệp cần mức độ quốc tế hóa cao hơn để bù đắp chi phí giao dịch và bất định thể chế, nên turning point xuất hiện muộn hơn — ở mức FSTS cao hơn.</w:t>
+        <w:t xml:space="preserve">Gradient này nhất quán với dự đoán của Institutional Theory: trong môi trường thể chế mạnh (Nhóm I), doanh nghiệp hoàn thu chi phí quốc tế hóa tại mức FSTS thấp hơn, tức là đạt đỉnh hiệu quả sớm hơn. Ngược lại, tại các nền kinh tế thể chế yếu (Nhóm V–VI), doanh nghiệp cần mức độ quốc tế hóa cao hơn để bù đắp chi phí giao dịch và bất định thể chế, nên turning point xuất hiện muộn hơn, ở mức FSTS cao hơn.</w:t>
       </w:r>
     </w:p>
     <w:p>
@@ -4124,7 +4115,7 @@
         </m:r>
       </m:oMath>
       <w:r>
-        <w:t xml:space="preserve">). Hai nguồn bằng chứng độc lập — meta-analytic và primary empirical — cùng chỉ ra gradient ICRV, tạo ra independent confirmation có giá trị.</w:t>
+        <w:t xml:space="preserve">). Hai nguồn bằng chứng độc lập (meta-analytic và primary empirical) cùng chỉ ra gradient ICRV, tạo ra independent confirmation có giá trị.</w:t>
       </w:r>
     </w:p>
     <w:bookmarkEnd w:id="45"/>
@@ -4153,7 +4144,7 @@
         <w:t xml:space="preserve">TCI</w:t>
       </w:r>
       <w:r>
-        <w:t xml:space="preserve">: có ý nghĩa thống kê dương trên toàn mẫu — một đơn vị độ lệch chuẩn tăng TCI nâng năng suất lao động khoảng 41% (exp(0,344)−1). Tuy nhiên, các tương tác FSTS×TCI và FSTS²×TCI</w:t>
+        <w:t xml:space="preserve">: có ý nghĩa thống kê dương trên toàn mẫu. Một đơn vị độ lệch chuẩn tăng TCI nâng năng suất lao động khoảng 41% (exp(0,344)−1). Tuy nhiên, các tương tác FSTS×TCI và FSTS²×TCI</w:t>
       </w:r>
       <w:r>
         <w:t xml:space="preserve"> </w:t>
@@ -4201,7 +4192,7 @@
         <w:t xml:space="preserve">DAI</w:t>
       </w:r>
       <w:r>
-        <w:t xml:space="preserve">: có ý nghĩa thống kê toàn mẫu — hiệu ứng trực tiếp</w:t>
+        <w:t xml:space="preserve">: có ý nghĩa thống kê toàn mẫu. Hiệu ứng trực tiếp</w:t>
       </w:r>
       <w:r>
         <w:t xml:space="preserve"> </w:t>
@@ -4491,7 +4482,7 @@
         </m:r>
       </m:oMath>
       <w:r>
-        <w:t xml:space="preserve">). Pattern âm rồi dương này cho thấy doanh nghiệp DAI cao có đường cong I→P phẳng hơn nhưng dịch lên — tổn thất hiệu suất ít hơn khi quốc tế hóa cao. Tương tác DAI×ICRV (</w:t>
+        <w:t xml:space="preserve">). Pattern âm rồi dương này cho thấy doanh nghiệp DAI cao có đường cong I→P phẳng hơn nhưng dịch lên, tức tổn thất hiệu suất ít hơn khi quốc tế hóa cao. Tương tác DAI×ICRV (</w:t>
       </w:r>
       <m:oMath>
         <m:r>
@@ -4549,7 +4540,7 @@
         <w:pStyle w:val="FirstParagraph"/>
       </w:pPr>
       <w:r>
-        <w:t xml:space="preserve">Phân tích P8 tập trung vào chín quốc gia SIDS Thái Bình Dương (Pacific Small Island Developing States — Nhóm VI) với tổng</w:t>
+        <w:t xml:space="preserve">Phân tích P8 tập trung vào chín quốc gia SIDS Thái Bình Dương (Pacific Small Island Developing States, Nhóm VI) với tổng</w:t>
       </w:r>
       <w:r>
         <w:t xml:space="preserve"> </w:t>
@@ -4979,7 +4970,7 @@
         <w:t xml:space="preserve"> </w:t>
       </w:r>
       <w:r>
-        <w:t xml:space="preserve">(monotone decline) — không có turning point trong phạm vi dữ liệu.</w:t>
+        <w:t xml:space="preserve">(monotone decline), không có turning point trong phạm vi dữ liệu.</w:t>
       </w:r>
     </w:p>
     <w:bookmarkEnd w:id="49"/>
@@ -5010,10 +5001,7 @@
         <w:t xml:space="preserve">Forced Internationalization Penalty (FIP)</w:t>
       </w:r>
       <w:r>
-        <w:t xml:space="preserve"> </w:t>
-      </w:r>
-      <w:r>
-        <w:t xml:space="preserve">— gánh nặng quốc tế hóa bắt buộc — một construct lý thuyết mới chưa có trong literature IB trước đây. Cơ chế giải thích gồm ba yếu tố cấu trúc đặc thù của SIDS: (1) thị trường nội địa quá nhỏ, buộc doanh nghiệp SIDS xuất khẩu không phải vì có lợi thế cạnh tranh mà vì nhu cầu nội địa không đủ để duy trì hoạt động; (2) chi phí hậu cần và tiếp cận thị trường cực cao do vị trí địa lý xa xôi và phân tán; và (3) thiếu hỗ trợ thể chế và năng lực xuất khẩu.</w:t>
+        <w:t xml:space="preserve">, tức gánh nặng quốc tế hóa bắt buộc. Đây là một construct lý thuyết mới chưa có trong literature IB trước đây. Cơ chế giải thích gồm ba yếu tố cấu trúc đặc thù của SIDS. Thứ nhất, thị trường nội địa quá nhỏ, buộc doanh nghiệp SIDS xuất khẩu không phải vì có lợi thế cạnh tranh mà vì nhu cầu nội địa không đủ để duy trì hoạt động. Thứ hai, chi phí hậu cần và tiếp cận thị trường cực cao do vị trí địa lý xa xôi và phân tán. Thứ ba, thiếu hỗ trợ thể chế và năng lực xuất khẩu.</w:t>
       </w:r>
     </w:p>
     <w:p>
@@ -5021,7 +5009,7 @@
         <w:pStyle w:val="BodyText"/>
       </w:pPr>
       <w:r>
-        <w:t xml:space="preserve">Kết quả FIP là đóng góp lý thuyết gốc của luận án — lần đầu tiên được ghi nhận và đặt tên trong literature internationalization–firm performance cho khu vực Thái Bình Dương.</w:t>
+        <w:t xml:space="preserve">Kết quả FIP là đóng góp lý thuyết gốc của luận án. Đây là lần đầu tiên hiện tượng được ghi nhận và đặt tên trong literature internationalization–firm performance cho khu vực Thái Bình Dương.</w:t>
       </w:r>
     </w:p>
     <w:p>
@@ -5204,7 +5192,7 @@
               <w:jc w:val="left"/>
             </w:pPr>
             <w:r>
-              <w:t xml:space="preserve">Xác nhận: DAI có level effect phổ quát (β=+0,155***) và cả hai curvature interactions có ý nghĩa trong P7 (49 nền kinh tế); DAI×ICRV p=.012 — "digital shield" mạnh nhất khi thể chế yếu; null tại Việt Nam (Tier-1 only) là kết quả tương thích do hạn chế đo lường</w:t>
+              <w:t xml:space="preserve">Xác nhận: DAI có level effect phổ quát (β=+0,155***) và cả hai curvature interactions có ý nghĩa trong P7 (49 nền kinh tế); DAI×ICRV p=.012; "digital shield" mạnh nhất khi thể chế yếu; null tại Việt Nam (Tier-1 only) là kết quả tương thích do hạn chế đo lường</w:t>
             </w:r>
           </w:p>
         </w:tc>
@@ -5242,7 +5230,7 @@
               <w:jc w:val="left"/>
             </w:pPr>
             <w:r>
-              <w:t xml:space="preserve">Kết quả hỗn hợp — báo cáo trong P7 với top manager nữ β = +0,185***</w:t>
+              <w:t xml:space="preserve">Kết quả hỗn hợp; báo cáo trong P7 với top manager nữ β = +0,185***</w:t>
             </w:r>
           </w:p>
         </w:tc>
